--- a/submission-report.docx
+++ b/submission-report.docx
@@ -19,7 +19,7 @@
         </w:numPr>
       </w:pPr>
       <w:r>
-        <w:t xml:space="preserve">Submission generated at 09/21/2026 at 05:59:08</w:t>
+        <w:t xml:space="preserve">Submission generated at 09/21/2026 at 19:25:04</w:t>
       </w:r>
     </w:p>
     <w:p>
@@ -7568,7 +7568,7 @@
         <w:rPr>
           <w:rStyle w:val="NormalTok"/>
         </w:rPr>
-        <w:t xml:space="preserve">                                    373       88    23%   87,92-94,100,105-107,113,159,167,170,175,178,183,186,191,194,199,202,207,210,213-214,218,220,222,225,229,233-234,238,242,247-268,272-275,277-279,281,284-287,289-291,293-295,298-301,303-305,307,310-313,315-317,319,322-324,326-329,332-334,337-338,342-346,348-349,352-354,356-357,359-361,364-367,369-371,374,376,378-379,381-382,384,386-388,390,393-396,398,400-401,403-404,406-408,411-414,416,418-419,421-422,424-426,429-432,434,436-437,439-440,442-444,447-450,452,454-455,457-458,460-462,465-468,470,472-477,479-482,484-486,488,490,493-496,498,500-501,503-504,506-508,511-514,516,518-519,521-522,524-526,529-533,535,538-540,542,545-547,549,552-557,559-561,563-566,569-571,573-574,576-577,579-580,582-583,585-586,588-589,591-592,594-595,597-598,600-601,603-604,606-607,609-610,612-613,615</w:t>
+        <w:t xml:space="preserve">                                    392       88    22%   87,92-94,100,105-107,113,159,167,170,175,178,183,186,191,194,199,202,207,210,213-214,218,220,222,225,229,233-234,238,242,247-268,272-275,277-279,281,284-287,289-291,293-295,298-301,303-305,307,310-313,315-317,319,322-324,326-329,332-334,337-338,342-346,348-349,352-354,356-357,359-361,364-367,369-371,374,376,378-379,381-382,384,386-388,390,393-396,398,400-401,403-404,406-408,411-414,416,418-419,421-422,424-426,429-432,434,436-437,439-440,442-444,447-450,452,454-455,457-458,460-462,465-468,470-472,476-477,479-480,482-483,485-488,491-494,496,498-503,505-508,510-512,514,516,519-522,524,526-527,529-530,532-534,537-540,542,544-545,547-548,550-552,555-559,561,564-566,568,571-573,575,578-583,585-587,589-592,595-597,599-600,602-603,605-606,608-609,611-612,614-615,617-618,620-621,623-624,626-627,629-630,632-633,635-636,638-639,641-642,644</w:t>
       </w:r>
       <w:r>
         <w:br/>
@@ -7592,7 +7592,7 @@
         <w:rPr>
           <w:rStyle w:val="NormalTok"/>
         </w:rPr>
-        <w:t xml:space="preserve">                                        373       88    23%</w:t>
+        <w:t xml:space="preserve">                                        392       88    22%</w:t>
       </w:r>
       <w:r>
         <w:br/>
@@ -27642,6 +27642,1122 @@
         <w:rPr>
           <w:rStyle w:val="NormalTok"/>
         </w:rPr>
+        <w:t xml:space="preserve"> smtp_subject</w:t>
+      </w:r>
+      <w:r>
+        <w:rPr>
+          <w:rStyle w:val="OperatorTok"/>
+        </w:rPr>
+        <w:t xml:space="preserve">(</w:t>
+      </w:r>
+      <w:r>
+        <w:rPr>
+          <w:rStyle w:val="NormalTok"/>
+        </w:rPr>
+        <w:t xml:space="preserve">SMTP smtp</w:t>
+      </w:r>
+      <w:r>
+        <w:rPr>
+          <w:rStyle w:val="OperatorTok"/>
+        </w:rPr>
+        <w:t xml:space="preserve">)</w:t>
+      </w:r>
+      <w:r>
+        <w:rPr>
+          <w:rStyle w:val="NormalTok"/>
+        </w:rPr>
+        <w:t xml:space="preserve"> </w:t>
+      </w:r>
+      <w:r>
+        <w:rPr>
+          <w:rStyle w:val="OperatorTok"/>
+        </w:rPr>
+        <w:t xml:space="preserve">{</w:t>
+      </w:r>
+      <w:r>
+        <w:br/>
+      </w:r>
+      <w:r>
+        <w:rPr>
+          <w:rStyle w:val="NormalTok"/>
+        </w:rPr>
+        <w:t xml:space="preserve">   errno </w:t>
+      </w:r>
+      <w:r>
+        <w:rPr>
+          <w:rStyle w:val="OperatorTok"/>
+        </w:rPr>
+        <w:t xml:space="preserve">=</w:t>
+      </w:r>
+      <w:r>
+        <w:rPr>
+          <w:rStyle w:val="NormalTok"/>
+        </w:rPr>
+        <w:t xml:space="preserve"> </w:t>
+      </w:r>
+      <w:r>
+        <w:rPr>
+          <w:rStyle w:val="DecValTok"/>
+        </w:rPr>
+        <w:t xml:space="preserve">0</w:t>
+      </w:r>
+      <w:r>
+        <w:rPr>
+          <w:rStyle w:val="OperatorTok"/>
+        </w:rPr>
+        <w:t xml:space="preserve">;</w:t>
+      </w:r>
+      <w:r>
+        <w:br/>
+      </w:r>
+      <w:r>
+        <w:rPr>
+          <w:rStyle w:val="NormalTok"/>
+        </w:rPr>
+        <w:t xml:space="preserve">   </w:t>
+      </w:r>
+      <w:r>
+        <w:rPr>
+          <w:rStyle w:val="ControlFlowTok"/>
+        </w:rPr>
+        <w:t xml:space="preserve">if</w:t>
+      </w:r>
+      <w:r>
+        <w:rPr>
+          <w:rStyle w:val="NormalTok"/>
+        </w:rPr>
+        <w:t xml:space="preserve"> </w:t>
+      </w:r>
+      <w:r>
+        <w:rPr>
+          <w:rStyle w:val="OperatorTok"/>
+        </w:rPr>
+        <w:t xml:space="preserve">(</w:t>
+      </w:r>
+      <w:r>
+        <w:rPr>
+          <w:rStyle w:val="NormalTok"/>
+        </w:rPr>
+        <w:t xml:space="preserve">smtp </w:t>
+      </w:r>
+      <w:r>
+        <w:rPr>
+          <w:rStyle w:val="OperatorTok"/>
+        </w:rPr>
+        <w:t xml:space="preserve">==</w:t>
+      </w:r>
+      <w:r>
+        <w:rPr>
+          <w:rStyle w:val="NormalTok"/>
+        </w:rPr>
+        <w:t xml:space="preserve"> NULL</w:t>
+      </w:r>
+      <w:r>
+        <w:rPr>
+          <w:rStyle w:val="OperatorTok"/>
+        </w:rPr>
+        <w:t xml:space="preserve">)</w:t>
+      </w:r>
+      <w:r>
+        <w:rPr>
+          <w:rStyle w:val="NormalTok"/>
+        </w:rPr>
+        <w:t xml:space="preserve"> </w:t>
+      </w:r>
+      <w:r>
+        <w:rPr>
+          <w:rStyle w:val="OperatorTok"/>
+        </w:rPr>
+        <w:t xml:space="preserve">{</w:t>
+      </w:r>
+      <w:r>
+        <w:br/>
+      </w:r>
+      <w:r>
+        <w:rPr>
+          <w:rStyle w:val="NormalTok"/>
+        </w:rPr>
+        <w:t xml:space="preserve">      </w:t>
+      </w:r>
+      <w:r>
+        <w:rPr>
+          <w:rStyle w:val="ControlFlowTok"/>
+        </w:rPr>
+        <w:t xml:space="preserve">return</w:t>
+      </w:r>
+      <w:r>
+        <w:rPr>
+          <w:rStyle w:val="NormalTok"/>
+        </w:rPr>
+        <w:t xml:space="preserve"> </w:t>
+      </w:r>
+      <w:r>
+        <w:rPr>
+          <w:rStyle w:val="OperatorTok"/>
+        </w:rPr>
+        <w:t xml:space="preserve">-</w:t>
+      </w:r>
+      <w:r>
+        <w:rPr>
+          <w:rStyle w:val="DecValTok"/>
+        </w:rPr>
+        <w:t xml:space="preserve">1</w:t>
+      </w:r>
+      <w:r>
+        <w:rPr>
+          <w:rStyle w:val="OperatorTok"/>
+        </w:rPr>
+        <w:t xml:space="preserve">;</w:t>
+      </w:r>
+      <w:r>
+        <w:br/>
+      </w:r>
+      <w:r>
+        <w:rPr>
+          <w:rStyle w:val="NormalTok"/>
+        </w:rPr>
+        <w:t xml:space="preserve">   </w:t>
+      </w:r>
+      <w:r>
+        <w:rPr>
+          <w:rStyle w:val="OperatorTok"/>
+        </w:rPr>
+        <w:t xml:space="preserve">}</w:t>
+      </w:r>
+      <w:r>
+        <w:br/>
+      </w:r>
+      <w:r>
+        <w:rPr>
+          <w:rStyle w:val="NormalTok"/>
+        </w:rPr>
+        <w:t xml:space="preserve">   SMTP_ref ref </w:t>
+      </w:r>
+      <w:r>
+        <w:rPr>
+          <w:rStyle w:val="OperatorTok"/>
+        </w:rPr>
+        <w:t xml:space="preserve">=</w:t>
+      </w:r>
+      <w:r>
+        <w:rPr>
+          <w:rStyle w:val="NormalTok"/>
+        </w:rPr>
+        <w:t xml:space="preserve"> </w:t>
+      </w:r>
+      <w:r>
+        <w:rPr>
+          <w:rStyle w:val="OperatorTok"/>
+        </w:rPr>
+        <w:t xml:space="preserve">(</w:t>
+      </w:r>
+      <w:r>
+        <w:rPr>
+          <w:rStyle w:val="NormalTok"/>
+        </w:rPr>
+        <w:t xml:space="preserve">SMTP_ref</w:t>
+      </w:r>
+      <w:r>
+        <w:rPr>
+          <w:rStyle w:val="OperatorTok"/>
+        </w:rPr>
+        <w:t xml:space="preserve">)</w:t>
+      </w:r>
+      <w:r>
+        <w:rPr>
+          <w:rStyle w:val="NormalTok"/>
+        </w:rPr>
+        <w:t xml:space="preserve">smtp</w:t>
+      </w:r>
+      <w:r>
+        <w:rPr>
+          <w:rStyle w:val="OperatorTok"/>
+        </w:rPr>
+        <w:t xml:space="preserve">;</w:t>
+      </w:r>
+      <w:r>
+        <w:br/>
+      </w:r>
+      <w:r>
+        <w:rPr>
+          <w:rStyle w:val="NormalTok"/>
+        </w:rPr>
+        <w:t xml:space="preserve">   </w:t>
+      </w:r>
+      <w:r>
+        <w:rPr>
+          <w:rStyle w:val="ControlFlowTok"/>
+        </w:rPr>
+        <w:t xml:space="preserve">if</w:t>
+      </w:r>
+      <w:r>
+        <w:rPr>
+          <w:rStyle w:val="OperatorTok"/>
+        </w:rPr>
+        <w:t xml:space="preserve">(</w:t>
+      </w:r>
+      <w:r>
+        <w:rPr>
+          <w:rStyle w:val="NormalTok"/>
+        </w:rPr>
+        <w:t xml:space="preserve">ref</w:t>
+      </w:r>
+      <w:r>
+        <w:rPr>
+          <w:rStyle w:val="OperatorTok"/>
+        </w:rPr>
+        <w:t xml:space="preserve">-&gt;</w:t>
+      </w:r>
+      <w:r>
+        <w:rPr>
+          <w:rStyle w:val="NormalTok"/>
+        </w:rPr>
+        <w:t xml:space="preserve">subject </w:t>
+      </w:r>
+      <w:r>
+        <w:rPr>
+          <w:rStyle w:val="OperatorTok"/>
+        </w:rPr>
+        <w:t xml:space="preserve">==</w:t>
+      </w:r>
+      <w:r>
+        <w:rPr>
+          <w:rStyle w:val="NormalTok"/>
+        </w:rPr>
+        <w:t xml:space="preserve"> NULL</w:t>
+      </w:r>
+      <w:r>
+        <w:rPr>
+          <w:rStyle w:val="OperatorTok"/>
+        </w:rPr>
+        <w:t xml:space="preserve">)</w:t>
+      </w:r>
+      <w:r>
+        <w:rPr>
+          <w:rStyle w:val="NormalTok"/>
+        </w:rPr>
+        <w:t xml:space="preserve"> </w:t>
+      </w:r>
+      <w:r>
+        <w:rPr>
+          <w:rStyle w:val="OperatorTok"/>
+        </w:rPr>
+        <w:t xml:space="preserve">{</w:t>
+      </w:r>
+      <w:r>
+        <w:br/>
+      </w:r>
+      <w:r>
+        <w:rPr>
+          <w:rStyle w:val="NormalTok"/>
+        </w:rPr>
+        <w:t xml:space="preserve">      </w:t>
+      </w:r>
+      <w:r>
+        <w:rPr>
+          <w:rStyle w:val="ControlFlowTok"/>
+        </w:rPr>
+        <w:t xml:space="preserve">return</w:t>
+      </w:r>
+      <w:r>
+        <w:rPr>
+          <w:rStyle w:val="NormalTok"/>
+        </w:rPr>
+        <w:t xml:space="preserve"> </w:t>
+      </w:r>
+      <w:r>
+        <w:rPr>
+          <w:rStyle w:val="DecValTok"/>
+        </w:rPr>
+        <w:t xml:space="preserve">0</w:t>
+      </w:r>
+      <w:r>
+        <w:rPr>
+          <w:rStyle w:val="OperatorTok"/>
+        </w:rPr>
+        <w:t xml:space="preserve">;</w:t>
+      </w:r>
+      <w:r>
+        <w:rPr>
+          <w:rStyle w:val="NormalTok"/>
+        </w:rPr>
+        <w:t xml:space="preserve"> </w:t>
+      </w:r>
+      <w:r>
+        <w:rPr>
+          <w:rStyle w:val="CommentTok"/>
+        </w:rPr>
+        <w:t xml:space="preserve">// No subject line</w:t>
+      </w:r>
+      <w:r>
+        <w:br/>
+      </w:r>
+      <w:r>
+        <w:rPr>
+          <w:rStyle w:val="NormalTok"/>
+        </w:rPr>
+        <w:t xml:space="preserve">   </w:t>
+      </w:r>
+      <w:r>
+        <w:rPr>
+          <w:rStyle w:val="OperatorTok"/>
+        </w:rPr>
+        <w:t xml:space="preserve">}</w:t>
+      </w:r>
+      <w:r>
+        <w:br/>
+      </w:r>
+      <w:r>
+        <w:rPr>
+          <w:rStyle w:val="NormalTok"/>
+        </w:rPr>
+        <w:t xml:space="preserve">   </w:t>
+      </w:r>
+      <w:r>
+        <w:rPr>
+          <w:rStyle w:val="DataTypeTok"/>
+        </w:rPr>
+        <w:t xml:space="preserve">char</w:t>
+      </w:r>
+      <w:r>
+        <w:rPr>
+          <w:rStyle w:val="OperatorTok"/>
+        </w:rPr>
+        <w:t xml:space="preserve">*</w:t>
+      </w:r>
+      <w:r>
+        <w:rPr>
+          <w:rStyle w:val="NormalTok"/>
+        </w:rPr>
+        <w:t xml:space="preserve"> line</w:t>
+      </w:r>
+      <w:r>
+        <w:rPr>
+          <w:rStyle w:val="OperatorTok"/>
+        </w:rPr>
+        <w:t xml:space="preserve">;</w:t>
+      </w:r>
+      <w:r>
+        <w:br/>
+      </w:r>
+      <w:r>
+        <w:rPr>
+          <w:rStyle w:val="NormalTok"/>
+        </w:rPr>
+        <w:t xml:space="preserve">   </w:t>
+      </w:r>
+      <w:r>
+        <w:rPr>
+          <w:rStyle w:val="DataTypeTok"/>
+        </w:rPr>
+        <w:t xml:space="preserve">char</w:t>
+      </w:r>
+      <w:r>
+        <w:rPr>
+          <w:rStyle w:val="OperatorTok"/>
+        </w:rPr>
+        <w:t xml:space="preserve">*</w:t>
+      </w:r>
+      <w:r>
+        <w:rPr>
+          <w:rStyle w:val="NormalTok"/>
+        </w:rPr>
+        <w:t xml:space="preserve"> san</w:t>
+      </w:r>
+      <w:r>
+        <w:rPr>
+          <w:rStyle w:val="OperatorTok"/>
+        </w:rPr>
+        <w:t xml:space="preserve">;</w:t>
+      </w:r>
+      <w:r>
+        <w:br/>
+      </w:r>
+      <w:r>
+        <w:rPr>
+          <w:rStyle w:val="NormalTok"/>
+        </w:rPr>
+        <w:t xml:space="preserve">   </w:t>
+      </w:r>
+      <w:r>
+        <w:rPr>
+          <w:rStyle w:val="ControlFlowTok"/>
+        </w:rPr>
+        <w:t xml:space="preserve">if</w:t>
+      </w:r>
+      <w:r>
+        <w:rPr>
+          <w:rStyle w:val="OperatorTok"/>
+        </w:rPr>
+        <w:t xml:space="preserve">((</w:t>
+      </w:r>
+      <w:r>
+        <w:rPr>
+          <w:rStyle w:val="NormalTok"/>
+        </w:rPr>
+        <w:t xml:space="preserve">san </w:t>
+      </w:r>
+      <w:r>
+        <w:rPr>
+          <w:rStyle w:val="OperatorTok"/>
+        </w:rPr>
+        <w:t xml:space="preserve">=</w:t>
+      </w:r>
+      <w:r>
+        <w:rPr>
+          <w:rStyle w:val="NormalTok"/>
+        </w:rPr>
+        <w:t xml:space="preserve"> smtp_sanitize</w:t>
+      </w:r>
+      <w:r>
+        <w:rPr>
+          <w:rStyle w:val="OperatorTok"/>
+        </w:rPr>
+        <w:t xml:space="preserve">(</w:t>
+      </w:r>
+      <w:r>
+        <w:rPr>
+          <w:rStyle w:val="NormalTok"/>
+        </w:rPr>
+        <w:t xml:space="preserve">ref</w:t>
+      </w:r>
+      <w:r>
+        <w:rPr>
+          <w:rStyle w:val="OperatorTok"/>
+        </w:rPr>
+        <w:t xml:space="preserve">-&gt;</w:t>
+      </w:r>
+      <w:r>
+        <w:rPr>
+          <w:rStyle w:val="NormalTok"/>
+        </w:rPr>
+        <w:t xml:space="preserve">subject</w:t>
+      </w:r>
+      <w:r>
+        <w:rPr>
+          <w:rStyle w:val="OperatorTok"/>
+        </w:rPr>
+        <w:t xml:space="preserve">))</w:t>
+      </w:r>
+      <w:r>
+        <w:rPr>
+          <w:rStyle w:val="NormalTok"/>
+        </w:rPr>
+        <w:t xml:space="preserve"> </w:t>
+      </w:r>
+      <w:r>
+        <w:rPr>
+          <w:rStyle w:val="OperatorTok"/>
+        </w:rPr>
+        <w:t xml:space="preserve">==</w:t>
+      </w:r>
+      <w:r>
+        <w:rPr>
+          <w:rStyle w:val="NormalTok"/>
+        </w:rPr>
+        <w:t xml:space="preserve"> NULL</w:t>
+      </w:r>
+      <w:r>
+        <w:rPr>
+          <w:rStyle w:val="OperatorTok"/>
+        </w:rPr>
+        <w:t xml:space="preserve">)</w:t>
+      </w:r>
+      <w:r>
+        <w:rPr>
+          <w:rStyle w:val="NormalTok"/>
+        </w:rPr>
+        <w:t xml:space="preserve"> </w:t>
+      </w:r>
+      <w:r>
+        <w:rPr>
+          <w:rStyle w:val="OperatorTok"/>
+        </w:rPr>
+        <w:t xml:space="preserve">{</w:t>
+      </w:r>
+      <w:r>
+        <w:br/>
+      </w:r>
+      <w:r>
+        <w:rPr>
+          <w:rStyle w:val="NormalTok"/>
+        </w:rPr>
+        <w:t xml:space="preserve">      </w:t>
+      </w:r>
+      <w:r>
+        <w:rPr>
+          <w:rStyle w:val="ControlFlowTok"/>
+        </w:rPr>
+        <w:t xml:space="preserve">return</w:t>
+      </w:r>
+      <w:r>
+        <w:rPr>
+          <w:rStyle w:val="NormalTok"/>
+        </w:rPr>
+        <w:t xml:space="preserve"> </w:t>
+      </w:r>
+      <w:r>
+        <w:rPr>
+          <w:rStyle w:val="OperatorTok"/>
+        </w:rPr>
+        <w:t xml:space="preserve">-</w:t>
+      </w:r>
+      <w:r>
+        <w:rPr>
+          <w:rStyle w:val="DecValTok"/>
+        </w:rPr>
+        <w:t xml:space="preserve">1</w:t>
+      </w:r>
+      <w:r>
+        <w:rPr>
+          <w:rStyle w:val="OperatorTok"/>
+        </w:rPr>
+        <w:t xml:space="preserve">;</w:t>
+      </w:r>
+      <w:r>
+        <w:br/>
+      </w:r>
+      <w:r>
+        <w:rPr>
+          <w:rStyle w:val="NormalTok"/>
+        </w:rPr>
+        <w:t xml:space="preserve">   </w:t>
+      </w:r>
+      <w:r>
+        <w:rPr>
+          <w:rStyle w:val="OperatorTok"/>
+        </w:rPr>
+        <w:t xml:space="preserve">}</w:t>
+      </w:r>
+      <w:r>
+        <w:br/>
+      </w:r>
+      <w:r>
+        <w:rPr>
+          <w:rStyle w:val="NormalTok"/>
+        </w:rPr>
+        <w:t xml:space="preserve">   </w:t>
+      </w:r>
+      <w:r>
+        <w:rPr>
+          <w:rStyle w:val="ControlFlowTok"/>
+        </w:rPr>
+        <w:t xml:space="preserve">if</w:t>
+      </w:r>
+      <w:r>
+        <w:rPr>
+          <w:rStyle w:val="NormalTok"/>
+        </w:rPr>
+        <w:t xml:space="preserve"> </w:t>
+      </w:r>
+      <w:r>
+        <w:rPr>
+          <w:rStyle w:val="OperatorTok"/>
+        </w:rPr>
+        <w:t xml:space="preserve">(</w:t>
+      </w:r>
+      <w:r>
+        <w:rPr>
+          <w:rStyle w:val="NormalTok"/>
+        </w:rPr>
+        <w:t xml:space="preserve">asprintf</w:t>
+      </w:r>
+      <w:r>
+        <w:rPr>
+          <w:rStyle w:val="OperatorTok"/>
+        </w:rPr>
+        <w:t xml:space="preserve">(&amp;</w:t>
+      </w:r>
+      <w:r>
+        <w:rPr>
+          <w:rStyle w:val="NormalTok"/>
+        </w:rPr>
+        <w:t xml:space="preserve">line</w:t>
+      </w:r>
+      <w:r>
+        <w:rPr>
+          <w:rStyle w:val="OperatorTok"/>
+        </w:rPr>
+        <w:t xml:space="preserve">,</w:t>
+      </w:r>
+      <w:r>
+        <w:rPr>
+          <w:rStyle w:val="NormalTok"/>
+        </w:rPr>
+        <w:t xml:space="preserve"> </w:t>
+      </w:r>
+      <w:r>
+        <w:rPr>
+          <w:rStyle w:val="StringTok"/>
+        </w:rPr>
+        <w:t xml:space="preserve">"Subject: </w:t>
+      </w:r>
+      <w:r>
+        <w:rPr>
+          <w:rStyle w:val="SpecialCharTok"/>
+        </w:rPr>
+        <w:t xml:space="preserve">%s%s</w:t>
+      </w:r>
+      <w:r>
+        <w:rPr>
+          <w:rStyle w:val="StringTok"/>
+        </w:rPr>
+        <w:t xml:space="preserve">"</w:t>
+      </w:r>
+      <w:r>
+        <w:rPr>
+          <w:rStyle w:val="OperatorTok"/>
+        </w:rPr>
+        <w:t xml:space="preserve">,</w:t>
+      </w:r>
+      <w:r>
+        <w:rPr>
+          <w:rStyle w:val="NormalTok"/>
+        </w:rPr>
+        <w:t xml:space="preserve"> san</w:t>
+      </w:r>
+      <w:r>
+        <w:rPr>
+          <w:rStyle w:val="OperatorTok"/>
+        </w:rPr>
+        <w:t xml:space="preserve">,</w:t>
+      </w:r>
+      <w:r>
+        <w:rPr>
+          <w:rStyle w:val="NormalTok"/>
+        </w:rPr>
+        <w:t xml:space="preserve"> CRLF</w:t>
+      </w:r>
+      <w:r>
+        <w:rPr>
+          <w:rStyle w:val="OperatorTok"/>
+        </w:rPr>
+        <w:t xml:space="preserve">)</w:t>
+      </w:r>
+      <w:r>
+        <w:rPr>
+          <w:rStyle w:val="NormalTok"/>
+        </w:rPr>
+        <w:t xml:space="preserve"> </w:t>
+      </w:r>
+      <w:r>
+        <w:rPr>
+          <w:rStyle w:val="OperatorTok"/>
+        </w:rPr>
+        <w:t xml:space="preserve">==</w:t>
+      </w:r>
+      <w:r>
+        <w:rPr>
+          <w:rStyle w:val="NormalTok"/>
+        </w:rPr>
+        <w:t xml:space="preserve"> </w:t>
+      </w:r>
+      <w:r>
+        <w:rPr>
+          <w:rStyle w:val="OperatorTok"/>
+        </w:rPr>
+        <w:t xml:space="preserve">-</w:t>
+      </w:r>
+      <w:r>
+        <w:rPr>
+          <w:rStyle w:val="DecValTok"/>
+        </w:rPr>
+        <w:t xml:space="preserve">1</w:t>
+      </w:r>
+      <w:r>
+        <w:rPr>
+          <w:rStyle w:val="OperatorTok"/>
+        </w:rPr>
+        <w:t xml:space="preserve">)</w:t>
+      </w:r>
+      <w:r>
+        <w:rPr>
+          <w:rStyle w:val="NormalTok"/>
+        </w:rPr>
+        <w:t xml:space="preserve"> </w:t>
+      </w:r>
+      <w:r>
+        <w:rPr>
+          <w:rStyle w:val="OperatorTok"/>
+        </w:rPr>
+        <w:t xml:space="preserve">{</w:t>
+      </w:r>
+      <w:r>
+        <w:br/>
+      </w:r>
+      <w:r>
+        <w:rPr>
+          <w:rStyle w:val="NormalTok"/>
+        </w:rPr>
+        <w:t xml:space="preserve">      </w:t>
+      </w:r>
+      <w:r>
+        <w:rPr>
+          <w:rStyle w:val="ControlFlowTok"/>
+        </w:rPr>
+        <w:t xml:space="preserve">return</w:t>
+      </w:r>
+      <w:r>
+        <w:rPr>
+          <w:rStyle w:val="NormalTok"/>
+        </w:rPr>
+        <w:t xml:space="preserve"> </w:t>
+      </w:r>
+      <w:r>
+        <w:rPr>
+          <w:rStyle w:val="OperatorTok"/>
+        </w:rPr>
+        <w:t xml:space="preserve">-</w:t>
+      </w:r>
+      <w:r>
+        <w:rPr>
+          <w:rStyle w:val="DecValTok"/>
+        </w:rPr>
+        <w:t xml:space="preserve">1</w:t>
+      </w:r>
+      <w:r>
+        <w:rPr>
+          <w:rStyle w:val="OperatorTok"/>
+        </w:rPr>
+        <w:t xml:space="preserve">;</w:t>
+      </w:r>
+      <w:r>
+        <w:br/>
+      </w:r>
+      <w:r>
+        <w:rPr>
+          <w:rStyle w:val="NormalTok"/>
+        </w:rPr>
+        <w:t xml:space="preserve">   </w:t>
+      </w:r>
+      <w:r>
+        <w:rPr>
+          <w:rStyle w:val="OperatorTok"/>
+        </w:rPr>
+        <w:t xml:space="preserve">}</w:t>
+      </w:r>
+      <w:r>
+        <w:br/>
+      </w:r>
+      <w:r>
+        <w:rPr>
+          <w:rStyle w:val="NormalTok"/>
+        </w:rPr>
+        <w:t xml:space="preserve">   </w:t>
+      </w:r>
+      <w:r>
+        <w:rPr>
+          <w:rStyle w:val="ControlFlowTok"/>
+        </w:rPr>
+        <w:t xml:space="preserve">if</w:t>
+      </w:r>
+      <w:r>
+        <w:rPr>
+          <w:rStyle w:val="OperatorTok"/>
+        </w:rPr>
+        <w:t xml:space="preserve">(</w:t>
+      </w:r>
+      <w:r>
+        <w:rPr>
+          <w:rStyle w:val="NormalTok"/>
+        </w:rPr>
+        <w:t xml:space="preserve">ref</w:t>
+      </w:r>
+      <w:r>
+        <w:rPr>
+          <w:rStyle w:val="OperatorTok"/>
+        </w:rPr>
+        <w:t xml:space="preserve">-&gt;</w:t>
+      </w:r>
+      <w:r>
+        <w:rPr>
+          <w:rStyle w:val="NormalTok"/>
+        </w:rPr>
+        <w:t xml:space="preserve">out</w:t>
+      </w:r>
+      <w:r>
+        <w:rPr>
+          <w:rStyle w:val="OperatorTok"/>
+        </w:rPr>
+        <w:t xml:space="preserve">)</w:t>
+      </w:r>
+      <w:r>
+        <w:rPr>
+          <w:rStyle w:val="NormalTok"/>
+        </w:rPr>
+        <w:t xml:space="preserve"> </w:t>
+      </w:r>
+      <w:r>
+        <w:rPr>
+          <w:rStyle w:val="OperatorTok"/>
+        </w:rPr>
+        <w:t xml:space="preserve">{</w:t>
+      </w:r>
+      <w:r>
+        <w:br/>
+      </w:r>
+      <w:r>
+        <w:rPr>
+          <w:rStyle w:val="NormalTok"/>
+        </w:rPr>
+        <w:t xml:space="preserve">      fprintf</w:t>
+      </w:r>
+      <w:r>
+        <w:rPr>
+          <w:rStyle w:val="OperatorTok"/>
+        </w:rPr>
+        <w:t xml:space="preserve">(</w:t>
+      </w:r>
+      <w:r>
+        <w:rPr>
+          <w:rStyle w:val="NormalTok"/>
+        </w:rPr>
+        <w:t xml:space="preserve">ref</w:t>
+      </w:r>
+      <w:r>
+        <w:rPr>
+          <w:rStyle w:val="OperatorTok"/>
+        </w:rPr>
+        <w:t xml:space="preserve">-&gt;</w:t>
+      </w:r>
+      <w:r>
+        <w:rPr>
+          <w:rStyle w:val="NormalTok"/>
+        </w:rPr>
+        <w:t xml:space="preserve">out</w:t>
+      </w:r>
+      <w:r>
+        <w:rPr>
+          <w:rStyle w:val="OperatorTok"/>
+        </w:rPr>
+        <w:t xml:space="preserve">,</w:t>
+      </w:r>
+      <w:r>
+        <w:rPr>
+          <w:rStyle w:val="NormalTok"/>
+        </w:rPr>
+        <w:t xml:space="preserve"> </w:t>
+      </w:r>
+      <w:r>
+        <w:rPr>
+          <w:rStyle w:val="StringTok"/>
+        </w:rPr>
+        <w:t xml:space="preserve">"C: </w:t>
+      </w:r>
+      <w:r>
+        <w:rPr>
+          <w:rStyle w:val="SpecialCharTok"/>
+        </w:rPr>
+        <w:t xml:space="preserve">%s</w:t>
+      </w:r>
+      <w:r>
+        <w:rPr>
+          <w:rStyle w:val="StringTok"/>
+        </w:rPr>
+        <w:t xml:space="preserve">"</w:t>
+      </w:r>
+      <w:r>
+        <w:rPr>
+          <w:rStyle w:val="OperatorTok"/>
+        </w:rPr>
+        <w:t xml:space="preserve">,</w:t>
+      </w:r>
+      <w:r>
+        <w:rPr>
+          <w:rStyle w:val="NormalTok"/>
+        </w:rPr>
+        <w:t xml:space="preserve"> line</w:t>
+      </w:r>
+      <w:r>
+        <w:rPr>
+          <w:rStyle w:val="OperatorTok"/>
+        </w:rPr>
+        <w:t xml:space="preserve">);</w:t>
+      </w:r>
+      <w:r>
+        <w:br/>
+      </w:r>
+      <w:r>
+        <w:rPr>
+          <w:rStyle w:val="NormalTok"/>
+        </w:rPr>
+        <w:t xml:space="preserve">   </w:t>
+      </w:r>
+      <w:r>
+        <w:rPr>
+          <w:rStyle w:val="OperatorTok"/>
+        </w:rPr>
+        <w:t xml:space="preserve">}</w:t>
+      </w:r>
+      <w:r>
+        <w:br/>
+      </w:r>
+      <w:r>
+        <w:rPr>
+          <w:rStyle w:val="NormalTok"/>
+        </w:rPr>
+        <w:t xml:space="preserve">   </w:t>
+      </w:r>
+      <w:r>
+        <w:rPr>
+          <w:rStyle w:val="DataTypeTok"/>
+        </w:rPr>
+        <w:t xml:space="preserve">int</w:t>
+      </w:r>
+      <w:r>
+        <w:rPr>
+          <w:rStyle w:val="NormalTok"/>
+        </w:rPr>
+        <w:t xml:space="preserve"> ret </w:t>
+      </w:r>
+      <w:r>
+        <w:rPr>
+          <w:rStyle w:val="OperatorTok"/>
+        </w:rPr>
+        <w:t xml:space="preserve">=</w:t>
+      </w:r>
+      <w:r>
+        <w:rPr>
+          <w:rStyle w:val="NormalTok"/>
+        </w:rPr>
+        <w:t xml:space="preserve"> smtp_write_line</w:t>
+      </w:r>
+      <w:r>
+        <w:rPr>
+          <w:rStyle w:val="OperatorTok"/>
+        </w:rPr>
+        <w:t xml:space="preserve">(</w:t>
+      </w:r>
+      <w:r>
+        <w:rPr>
+          <w:rStyle w:val="NormalTok"/>
+        </w:rPr>
+        <w:t xml:space="preserve">smtp</w:t>
+      </w:r>
+      <w:r>
+        <w:rPr>
+          <w:rStyle w:val="OperatorTok"/>
+        </w:rPr>
+        <w:t xml:space="preserve">,</w:t>
+      </w:r>
+      <w:r>
+        <w:rPr>
+          <w:rStyle w:val="NormalTok"/>
+        </w:rPr>
+        <w:t xml:space="preserve"> line</w:t>
+      </w:r>
+      <w:r>
+        <w:rPr>
+          <w:rStyle w:val="OperatorTok"/>
+        </w:rPr>
+        <w:t xml:space="preserve">);</w:t>
+      </w:r>
+      <w:r>
+        <w:br/>
+      </w:r>
+      <w:r>
+        <w:rPr>
+          <w:rStyle w:val="NormalTok"/>
+        </w:rPr>
+        <w:t xml:space="preserve">   free</w:t>
+      </w:r>
+      <w:r>
+        <w:rPr>
+          <w:rStyle w:val="OperatorTok"/>
+        </w:rPr>
+        <w:t xml:space="preserve">(</w:t>
+      </w:r>
+      <w:r>
+        <w:rPr>
+          <w:rStyle w:val="NormalTok"/>
+        </w:rPr>
+        <w:t xml:space="preserve">san</w:t>
+      </w:r>
+      <w:r>
+        <w:rPr>
+          <w:rStyle w:val="OperatorTok"/>
+        </w:rPr>
+        <w:t xml:space="preserve">);</w:t>
+      </w:r>
+      <w:r>
+        <w:br/>
+      </w:r>
+      <w:r>
+        <w:rPr>
+          <w:rStyle w:val="NormalTok"/>
+        </w:rPr>
+        <w:t xml:space="preserve">   free</w:t>
+      </w:r>
+      <w:r>
+        <w:rPr>
+          <w:rStyle w:val="OperatorTok"/>
+        </w:rPr>
+        <w:t xml:space="preserve">(</w:t>
+      </w:r>
+      <w:r>
+        <w:rPr>
+          <w:rStyle w:val="NormalTok"/>
+        </w:rPr>
+        <w:t xml:space="preserve">line</w:t>
+      </w:r>
+      <w:r>
+        <w:rPr>
+          <w:rStyle w:val="OperatorTok"/>
+        </w:rPr>
+        <w:t xml:space="preserve">);</w:t>
+      </w:r>
+      <w:r>
+        <w:br/>
+      </w:r>
+      <w:r>
+        <w:rPr>
+          <w:rStyle w:val="NormalTok"/>
+        </w:rPr>
+        <w:t xml:space="preserve">   </w:t>
+      </w:r>
+      <w:r>
+        <w:rPr>
+          <w:rStyle w:val="ControlFlowTok"/>
+        </w:rPr>
+        <w:t xml:space="preserve">return</w:t>
+      </w:r>
+      <w:r>
+        <w:rPr>
+          <w:rStyle w:val="NormalTok"/>
+        </w:rPr>
+        <w:t xml:space="preserve"> ret</w:t>
+      </w:r>
+      <w:r>
+        <w:rPr>
+          <w:rStyle w:val="OperatorTok"/>
+        </w:rPr>
+        <w:t xml:space="preserve">;</w:t>
+      </w:r>
+      <w:r>
+        <w:br/>
+      </w:r>
+      <w:r>
+        <w:rPr>
+          <w:rStyle w:val="OperatorTok"/>
+        </w:rPr>
+        <w:t xml:space="preserve">}</w:t>
+      </w:r>
+      <w:r>
+        <w:br/>
+      </w:r>
+      <w:r>
+        <w:br/>
+      </w:r>
+      <w:r>
+        <w:rPr>
+          <w:rStyle w:val="DataTypeTok"/>
+        </w:rPr>
+        <w:t xml:space="preserve">int</w:t>
+      </w:r>
+      <w:r>
+        <w:rPr>
+          <w:rStyle w:val="NormalTok"/>
+        </w:rPr>
         <w:t xml:space="preserve"> smtp_data_body</w:t>
       </w:r>
       <w:r>
@@ -33589,6 +34705,171 @@
           <w:rStyle w:val="OperatorTok"/>
         </w:rPr>
         <w:t xml:space="preserve">{</w:t>
+      </w:r>
+      <w:r>
+        <w:br/>
+      </w:r>
+      <w:r>
+        <w:rPr>
+          <w:rStyle w:val="NormalTok"/>
+        </w:rPr>
+        <w:t xml:space="preserve">      </w:t>
+      </w:r>
+      <w:r>
+        <w:rPr>
+          <w:rStyle w:val="ControlFlowTok"/>
+        </w:rPr>
+        <w:t xml:space="preserve">return</w:t>
+      </w:r>
+      <w:r>
+        <w:rPr>
+          <w:rStyle w:val="NormalTok"/>
+        </w:rPr>
+        <w:t xml:space="preserve"> </w:t>
+      </w:r>
+      <w:r>
+        <w:rPr>
+          <w:rStyle w:val="OperatorTok"/>
+        </w:rPr>
+        <w:t xml:space="preserve">-</w:t>
+      </w:r>
+      <w:r>
+        <w:rPr>
+          <w:rStyle w:val="DecValTok"/>
+        </w:rPr>
+        <w:t xml:space="preserve">1</w:t>
+      </w:r>
+      <w:r>
+        <w:rPr>
+          <w:rStyle w:val="OperatorTok"/>
+        </w:rPr>
+        <w:t xml:space="preserve">;</w:t>
+      </w:r>
+      <w:r>
+        <w:br/>
+      </w:r>
+      <w:r>
+        <w:rPr>
+          <w:rStyle w:val="NormalTok"/>
+        </w:rPr>
+        <w:t xml:space="preserve">   </w:t>
+      </w:r>
+      <w:r>
+        <w:rPr>
+          <w:rStyle w:val="OperatorTok"/>
+        </w:rPr>
+        <w:t xml:space="preserve">}</w:t>
+      </w:r>
+      <w:r>
+        <w:br/>
+      </w:r>
+      <w:r>
+        <w:rPr>
+          <w:rStyle w:val="NormalTok"/>
+        </w:rPr>
+        <w:t xml:space="preserve">   </w:t>
+      </w:r>
+      <w:r>
+        <w:rPr>
+          <w:rStyle w:val="ControlFlowTok"/>
+        </w:rPr>
+        <w:t xml:space="preserve">if</w:t>
+      </w:r>
+      <w:r>
+        <w:rPr>
+          <w:rStyle w:val="NormalTok"/>
+        </w:rPr>
+        <w:t xml:space="preserve"> </w:t>
+      </w:r>
+      <w:r>
+        <w:rPr>
+          <w:rStyle w:val="OperatorTok"/>
+        </w:rPr>
+        <w:t xml:space="preserve">(</w:t>
+      </w:r>
+      <w:r>
+        <w:rPr>
+          <w:rStyle w:val="NormalTok"/>
+        </w:rPr>
+        <w:t xml:space="preserve">smtp_subject</w:t>
+      </w:r>
+      <w:r>
+        <w:rPr>
+          <w:rStyle w:val="OperatorTok"/>
+        </w:rPr>
+        <w:t xml:space="preserve">(</w:t>
+      </w:r>
+      <w:r>
+        <w:rPr>
+          <w:rStyle w:val="NormalTok"/>
+        </w:rPr>
+        <w:t xml:space="preserve">smtp</w:t>
+      </w:r>
+      <w:r>
+        <w:rPr>
+          <w:rStyle w:val="OperatorTok"/>
+        </w:rPr>
+        <w:t xml:space="preserve">)</w:t>
+      </w:r>
+      <w:r>
+        <w:rPr>
+          <w:rStyle w:val="NormalTok"/>
+        </w:rPr>
+        <w:t xml:space="preserve"> </w:t>
+      </w:r>
+      <w:r>
+        <w:rPr>
+          <w:rStyle w:val="OperatorTok"/>
+        </w:rPr>
+        <w:t xml:space="preserve">==</w:t>
+      </w:r>
+      <w:r>
+        <w:rPr>
+          <w:rStyle w:val="NormalTok"/>
+        </w:rPr>
+        <w:t xml:space="preserve"> </w:t>
+      </w:r>
+      <w:r>
+        <w:rPr>
+          <w:rStyle w:val="OperatorTok"/>
+        </w:rPr>
+        <w:t xml:space="preserve">-</w:t>
+      </w:r>
+      <w:r>
+        <w:rPr>
+          <w:rStyle w:val="DecValTok"/>
+        </w:rPr>
+        <w:t xml:space="preserve">1</w:t>
+      </w:r>
+      <w:r>
+        <w:rPr>
+          <w:rStyle w:val="OperatorTok"/>
+        </w:rPr>
+        <w:t xml:space="preserve">)</w:t>
+      </w:r>
+      <w:r>
+        <w:rPr>
+          <w:rStyle w:val="NormalTok"/>
+        </w:rPr>
+        <w:t xml:space="preserve"> </w:t>
+      </w:r>
+      <w:r>
+        <w:rPr>
+          <w:rStyle w:val="OperatorTok"/>
+        </w:rPr>
+        <w:t xml:space="preserve">{</w:t>
+      </w:r>
+      <w:r>
+        <w:rPr>
+          <w:rStyle w:val="NormalTok"/>
+        </w:rPr>
+        <w:t xml:space="preserve"> </w:t>
+      </w:r>
+      <w:r>
+        <w:rPr>
+          <w:rStyle w:val="CommentTok"/>
+        </w:rPr>
+        <w:t xml:space="preserve">// SUBJECT LINE</w:t>
       </w:r>
       <w:r>
         <w:br/>
@@ -39264,15 +40545,6 @@
         <w:rPr>
           <w:rStyle w:val="CommentTok"/>
         </w:rPr>
-        <w:t xml:space="preserve"> * The string is allocated using asprintf and should be freed by the caller.</w:t>
-      </w:r>
-      <w:r>
-        <w:br/>
-      </w:r>
-      <w:r>
-        <w:rPr>
-          <w:rStyle w:val="CommentTok"/>
-        </w:rPr>
         <w:t xml:space="preserve"> * The string is printed to the SMTP handles out file descriptor.</w:t>
       </w:r>
       <w:r>
@@ -39373,6 +40645,174 @@
           <w:rStyle w:val="NormalTok"/>
         </w:rPr>
         <w:t xml:space="preserve"> smtp_data_start</w:t>
+      </w:r>
+      <w:r>
+        <w:rPr>
+          <w:rStyle w:val="OperatorTok"/>
+        </w:rPr>
+        <w:t xml:space="preserve">(</w:t>
+      </w:r>
+      <w:r>
+        <w:rPr>
+          <w:rStyle w:val="NormalTok"/>
+        </w:rPr>
+        <w:t xml:space="preserve">SMTP smtp</w:t>
+      </w:r>
+      <w:r>
+        <w:rPr>
+          <w:rStyle w:val="OperatorTok"/>
+        </w:rPr>
+        <w:t xml:space="preserve">);</w:t>
+      </w:r>
+      <w:r>
+        <w:br/>
+      </w:r>
+      <w:r>
+        <w:br/>
+      </w:r>
+      <w:r>
+        <w:rPr>
+          <w:rStyle w:val="CommentTok"/>
+        </w:rPr>
+        <w:t xml:space="preserve">/** * </w:t>
+      </w:r>
+      <w:r>
+        <w:rPr>
+          <w:rStyle w:val="AnnotationTok"/>
+        </w:rPr>
+        <w:t xml:space="preserve">@brief</w:t>
+      </w:r>
+      <w:r>
+        <w:rPr>
+          <w:rStyle w:val="CommentTok"/>
+        </w:rPr>
+        <w:t xml:space="preserve"> Generate and send SMTP subject line.</w:t>
+      </w:r>
+      <w:r>
+        <w:br/>
+      </w:r>
+      <w:r>
+        <w:rPr>
+          <w:rStyle w:val="CommentTok"/>
+        </w:rPr>
+        <w:t xml:space="preserve"> *</w:t>
+      </w:r>
+      <w:r>
+        <w:br/>
+      </w:r>
+      <w:r>
+        <w:rPr>
+          <w:rStyle w:val="CommentTok"/>
+        </w:rPr>
+        <w:t xml:space="preserve"> * This function generate the subject line string and sends it to the server.</w:t>
+      </w:r>
+      <w:r>
+        <w:br/>
+      </w:r>
+      <w:r>
+        <w:rPr>
+          <w:rStyle w:val="CommentTok"/>
+        </w:rPr>
+        <w:t xml:space="preserve"> * The string is printed to the SMTP handles out file descriptor.</w:t>
+      </w:r>
+      <w:r>
+        <w:br/>
+      </w:r>
+      <w:r>
+        <w:rPr>
+          <w:rStyle w:val="CommentTok"/>
+        </w:rPr>
+        <w:t xml:space="preserve"> * </w:t>
+      </w:r>
+      <w:r>
+        <w:rPr>
+          <w:rStyle w:val="AnnotationTok"/>
+        </w:rPr>
+        <w:t xml:space="preserve">@param</w:t>
+      </w:r>
+      <w:r>
+        <w:rPr>
+          <w:rStyle w:val="CommentTok"/>
+        </w:rPr>
+        <w:t xml:space="preserve"> </w:t>
+      </w:r>
+      <w:r>
+        <w:rPr>
+          <w:rStyle w:val="CommentVarTok"/>
+        </w:rPr>
+        <w:t xml:space="preserve">smtp</w:t>
+      </w:r>
+      <w:r>
+        <w:rPr>
+          <w:rStyle w:val="CommentTok"/>
+        </w:rPr>
+        <w:t xml:space="preserve"> SMTP handle</w:t>
+      </w:r>
+      <w:r>
+        <w:br/>
+      </w:r>
+      <w:r>
+        <w:rPr>
+          <w:rStyle w:val="CommentTok"/>
+        </w:rPr>
+        <w:t xml:space="preserve"> * </w:t>
+      </w:r>
+      <w:r>
+        <w:rPr>
+          <w:rStyle w:val="AnnotationTok"/>
+        </w:rPr>
+        <w:t xml:space="preserve">@return</w:t>
+      </w:r>
+      <w:r>
+        <w:rPr>
+          <w:rStyle w:val="CommentTok"/>
+        </w:rPr>
+        <w:t xml:space="preserve"> On success, returns number of bytes writen.</w:t>
+      </w:r>
+      <w:r>
+        <w:br/>
+      </w:r>
+      <w:r>
+        <w:rPr>
+          <w:rStyle w:val="CommentTok"/>
+        </w:rPr>
+        <w:t xml:space="preserve"> * </w:t>
+      </w:r>
+      <w:r>
+        <w:rPr>
+          <w:rStyle w:val="AnnotationTok"/>
+        </w:rPr>
+        <w:t xml:space="preserve">@return</w:t>
+      </w:r>
+      <w:r>
+        <w:rPr>
+          <w:rStyle w:val="CommentTok"/>
+        </w:rPr>
+        <w:t xml:space="preserve"> On error, returns -1.</w:t>
+      </w:r>
+      <w:r>
+        <w:br/>
+      </w:r>
+      <w:r>
+        <w:rPr>
+          <w:rStyle w:val="CommentTok"/>
+        </w:rPr>
+        <w:t xml:space="preserve">*/</w:t>
+      </w:r>
+      <w:r>
+        <w:br/>
+      </w:r>
+      <w:r>
+        <w:rPr>
+          <w:rStyle w:val="DataTypeTok"/>
+        </w:rPr>
+        <w:t xml:space="preserve">int</w:t>
+      </w:r>
+      <w:r>
+        <w:rPr>
+          <w:rStyle w:val="NormalTok"/>
+        </w:rPr>
+        <w:t xml:space="preserve"> smtp_subject</w:t>
       </w:r>
       <w:r>
         <w:rPr>
@@ -45155,7 +46595,7 @@
         <w:pStyle w:val="FirstParagraph"/>
       </w:pPr>
       <w:r>
-        <w:t xml:space="preserve">Report generated on 09/21/2026 at 05:59:09</w:t>
+        <w:t xml:space="preserve">Report generated on 09/21/2026 at 19:25:05</w:t>
       </w:r>
     </w:p>
     <w:p>
@@ -45180,7 +46620,7 @@
         <w:pStyle w:val="FirstParagraph"/>
       </w:pPr>
       <w:r>
-        <w:t xml:space="preserve">SHA-256 Hash of the report: 79e4aa0cbff1b0162d3c84fa8e6a3253cc7df9370949c8c4ceda048af5cc20c8</w:t>
+        <w:t xml:space="preserve">SHA-256 Hash of the report: b88368fe8be175f8f6efd8390c94e2e98ef864caee4a36dcc2176f2a6412aad7</w:t>
       </w:r>
     </w:p>
     <w:p>
